--- a/client_rules/Kemper.docx
+++ b/client_rules/Kemper.docx
@@ -20,7 +20,7 @@
     <w:p>
       <w:r>
         <w:pict w14:anchorId="7193D139">
-          <v:rect id="_x0000_i1103" style="width:0;height:0" o:hrstd="t" o:hr="t" fillcolor="#a0a0a0" stroked="f"/>
+          <v:rect id="_x0000_i1025" style="width:0;height:0" o:hrstd="t" o:hr="t" fillcolor="#a0a0a0" stroked="f"/>
         </w:pict>
       </w:r>
     </w:p>
@@ -79,15 +79,7 @@
         </w:numPr>
       </w:pPr>
       <w:r>
-        <w:t xml:space="preserve">LKQ/Recon/AM are to be used day 1 and up.  Always consider repair before </w:t>
-      </w:r>
-      <w:proofErr w:type="gramStart"/>
-      <w:r>
-        <w:t>replace</w:t>
-      </w:r>
-      <w:proofErr w:type="gramEnd"/>
-      <w:r>
-        <w:t>.</w:t>
+        <w:t>LKQ/Recon/AM are to be used day 1 and up.  Always consider repair before replace.</w:t>
       </w:r>
     </w:p>
     <w:p>
@@ -109,7 +101,13 @@
         </w:numPr>
       </w:pPr>
       <w:r>
-        <w:t>For Material Damage related questions/issues contact your SCA Regional Appraisal Specialist or the Kemper MD rep listed in the Client Contact Information section below.</w:t>
+        <w:t xml:space="preserve">For Material Damage related questions/issues contact your </w:t>
+      </w:r>
+      <w:r>
+        <w:t>IA Company Rep</w:t>
+      </w:r>
+      <w:r>
+        <w:t xml:space="preserve"> or the Kemper MD rep listed in the Client Contact Information section below.</w:t>
       </w:r>
     </w:p>
     <w:p>
@@ -141,7 +139,7 @@
     <w:p>
       <w:r>
         <w:pict w14:anchorId="4ECE5F55">
-          <v:rect id="_x0000_i1104" style="width:0;height:0" o:hrstd="t" o:hr="t" fillcolor="#a0a0a0" stroked="f"/>
+          <v:rect id="_x0000_i1026" style="width:0;height:0" o:hrstd="t" o:hr="t" fillcolor="#a0a0a0" stroked="f"/>
         </w:pict>
       </w:r>
     </w:p>
@@ -168,15 +166,7 @@
         </w:numPr>
       </w:pPr>
       <w:r>
-        <w:t xml:space="preserve">List all admin info for yard or shop including email address and tax id # on all estimates/supplements.  California losses: The Appraiser will need to verify the shop of choice has a valid BAR number. This includes repairable vehicles and total losses with </w:t>
-      </w:r>
-      <w:proofErr w:type="gramStart"/>
-      <w:r>
-        <w:t>regards</w:t>
-      </w:r>
-      <w:proofErr w:type="gramEnd"/>
-      <w:r>
-        <w:t xml:space="preserve"> to advance fees.</w:t>
+        <w:t>List all admin info for yard or shop including email address and tax id # on all estimates/supplements.  California losses: The Appraiser will need to verify the shop of choice has a valid BAR number. This includes repairable vehicles and total losses with regards to advance fees.</w:t>
       </w:r>
     </w:p>
     <w:p>
@@ -187,15 +177,7 @@
         </w:numPr>
       </w:pPr>
       <w:r>
-        <w:t xml:space="preserve">Aftermarket Parts are to be used day 1 and up. Always consider repair before </w:t>
-      </w:r>
-      <w:proofErr w:type="gramStart"/>
-      <w:r>
-        <w:t>replace</w:t>
-      </w:r>
-      <w:proofErr w:type="gramEnd"/>
-      <w:r>
-        <w:t>.</w:t>
+        <w:t>Aftermarket Parts are to be used day 1 and up. Always consider repair before replace.</w:t>
       </w:r>
     </w:p>
     <w:p>
@@ -294,7 +276,7 @@
     <w:p>
       <w:r>
         <w:pict w14:anchorId="5E2C21CF">
-          <v:rect id="_x0000_i1105" style="width:0;height:0" o:hrstd="t" o:hr="t" fillcolor="#a0a0a0" stroked="f"/>
+          <v:rect id="_x0000_i1027" style="width:0;height:0" o:hrstd="t" o:hr="t" fillcolor="#a0a0a0" stroked="f"/>
         </w:pict>
       </w:r>
     </w:p>
@@ -327,15 +309,7 @@
         </w:numPr>
       </w:pPr>
       <w:r>
-        <w:t xml:space="preserve">At least 4 photos of the </w:t>
-      </w:r>
-      <w:proofErr w:type="gramStart"/>
-      <w:r>
-        <w:t>damage</w:t>
-      </w:r>
-      <w:proofErr w:type="gramEnd"/>
-      <w:r>
-        <w:t xml:space="preserve"> area</w:t>
+        <w:t>At least 4 photos of the damage area</w:t>
       </w:r>
     </w:p>
     <w:p>
@@ -492,15 +466,7 @@
         </w:numPr>
       </w:pPr>
       <w:r>
-        <w:t xml:space="preserve">Carpet condition (front and rear - be sure to </w:t>
-      </w:r>
-      <w:proofErr w:type="gramStart"/>
-      <w:r>
-        <w:t>lift up</w:t>
-      </w:r>
-      <w:proofErr w:type="gramEnd"/>
-      <w:r>
-        <w:t xml:space="preserve"> floor mats)</w:t>
+        <w:t>Carpet condition (front and rear - be sure to lift up floor mats)</w:t>
       </w:r>
     </w:p>
     <w:p>
@@ -588,15 +554,7 @@
         </w:numPr>
       </w:pPr>
       <w:r>
-        <w:t xml:space="preserve">Any other </w:t>
-      </w:r>
-      <w:proofErr w:type="gramStart"/>
-      <w:r>
-        <w:t>needed photos</w:t>
-      </w:r>
-      <w:proofErr w:type="gramEnd"/>
-      <w:r>
-        <w:t xml:space="preserve"> to depict damage, UPD or conditioning</w:t>
+        <w:t>Any other needed photos to depict damage, UPD or conditioning</w:t>
       </w:r>
     </w:p>
     <w:p>
@@ -617,7 +575,7 @@
     <w:p>
       <w:r>
         <w:pict w14:anchorId="5E19EB8C">
-          <v:rect id="_x0000_i1106" style="width:0;height:0" o:hrstd="t" o:hr="t" fillcolor="#a0a0a0" stroked="f"/>
+          <v:rect id="_x0000_i1028" style="width:0;height:0" o:hrstd="t" o:hr="t" fillcolor="#a0a0a0" stroked="f"/>
         </w:pict>
       </w:r>
     </w:p>
@@ -650,7 +608,7 @@
     <w:p>
       <w:r>
         <w:pict w14:anchorId="236E4289">
-          <v:rect id="_x0000_i1107" style="width:0;height:0" o:hrstd="t" o:hr="t" fillcolor="#a0a0a0" stroked="f"/>
+          <v:rect id="_x0000_i1029" style="width:0;height:0" o:hrstd="t" o:hr="t" fillcolor="#a0a0a0" stroked="f"/>
         </w:pict>
       </w:r>
     </w:p>
@@ -780,7 +738,7 @@
     <w:p>
       <w:r>
         <w:pict w14:anchorId="57FB5217">
-          <v:rect id="_x0000_i1108" style="width:0;height:0" o:hrstd="t" o:hr="t" fillcolor="#a0a0a0" stroked="f"/>
+          <v:rect id="_x0000_i1030" style="width:0;height:0" o:hrstd="t" o:hr="t" fillcolor="#a0a0a0" stroked="f"/>
         </w:pict>
       </w:r>
     </w:p>
@@ -812,15 +770,7 @@
         </w:numPr>
       </w:pPr>
       <w:r>
-        <w:t xml:space="preserve">Anytime an estimate/supplement hits 65% of the NADA retail value, and the appraiser is recommending a repair on the vehicle, the appraiser must contact the appropriate escalation supervisor to discuss the potential open items </w:t>
-      </w:r>
-      <w:proofErr w:type="gramStart"/>
-      <w:r>
-        <w:t>in order to</w:t>
-      </w:r>
-      <w:proofErr w:type="gramEnd"/>
-      <w:r>
-        <w:t xml:space="preserve"> avoid repairing a total loss</w:t>
+        <w:t>Anytime an estimate/supplement hits 65% of the NADA retail value, and the appraiser is recommending a repair on the vehicle, the appraiser must contact the appropriate escalation supervisor to discuss the potential open items in order to avoid repairing a total loss</w:t>
       </w:r>
     </w:p>
     <w:p>
@@ -831,23 +781,7 @@
         </w:numPr>
       </w:pPr>
       <w:r>
-        <w:t xml:space="preserve">Any tear down </w:t>
-      </w:r>
-      <w:proofErr w:type="gramStart"/>
-      <w:r>
-        <w:t>has to</w:t>
-      </w:r>
-      <w:proofErr w:type="gramEnd"/>
-      <w:r>
-        <w:t xml:space="preserve"> be preapproved by a Kemper supervisor, please document the diary </w:t>
-      </w:r>
-      <w:proofErr w:type="gramStart"/>
-      <w:r>
-        <w:t>in the event that</w:t>
-      </w:r>
-      <w:proofErr w:type="gramEnd"/>
-      <w:r>
-        <w:t xml:space="preserve"> the answer is delayed. </w:t>
+        <w:t>Any tear down has to be preapproved by a Kemper supervisor, please document the diary in the event that the answer is delayed. </w:t>
       </w:r>
     </w:p>
     <w:p>
@@ -966,15 +900,7 @@
         </w:numPr>
       </w:pPr>
       <w:r>
-        <w:t xml:space="preserve">Write a </w:t>
-      </w:r>
-      <w:proofErr w:type="gramStart"/>
-      <w:r>
-        <w:t>one line</w:t>
-      </w:r>
-      <w:proofErr w:type="gramEnd"/>
-      <w:r>
-        <w:t xml:space="preserve"> ACV Estimate when water has entered the passenger compartment.</w:t>
+        <w:t>Write a one line ACV Estimate when water has entered the passenger compartment.</w:t>
       </w:r>
     </w:p>
     <w:p>
@@ -1023,15 +949,7 @@
         </w:numPr>
       </w:pPr>
       <w:r>
-        <w:t xml:space="preserve">Images must depict the water level and severity of the flood </w:t>
-      </w:r>
-      <w:proofErr w:type="gramStart"/>
-      <w:r>
-        <w:t>damages</w:t>
-      </w:r>
-      <w:proofErr w:type="gramEnd"/>
-      <w:r>
-        <w:t>.</w:t>
+        <w:t>Images must depict the water level and severity of the flood damages.</w:t>
       </w:r>
     </w:p>
     <w:p>
@@ -1064,15 +982,7 @@
         </w:numPr>
       </w:pPr>
       <w:r>
-        <w:t xml:space="preserve">Did the vehicle traverse through water or parked caught in </w:t>
-      </w:r>
-      <w:proofErr w:type="gramStart"/>
-      <w:r>
-        <w:t>floodwaters</w:t>
-      </w:r>
-      <w:proofErr w:type="gramEnd"/>
-      <w:r>
-        <w:t>?</w:t>
+        <w:t>Did the vehicle traverse through water or parked caught in floodwaters?</w:t>
       </w:r>
     </w:p>
     <w:p>
@@ -1138,7 +1048,7 @@
     <w:p>
       <w:r>
         <w:pict w14:anchorId="5F8931C4">
-          <v:rect id="_x0000_i1109" style="width:0;height:0" o:hrstd="t" o:hr="t" fillcolor="#a0a0a0" stroked="f"/>
+          <v:rect id="_x0000_i1031" style="width:0;height:0" o:hrstd="t" o:hr="t" fillcolor="#a0a0a0" stroked="f"/>
         </w:pict>
       </w:r>
     </w:p>
@@ -1150,23 +1060,7 @@
         </w:numPr>
       </w:pPr>
       <w:r>
-        <w:t>All towing and storage bills should NOT be included in the body of your estimate. </w:t>
-      </w:r>
-      <w:proofErr w:type="gramStart"/>
-      <w:r>
-        <w:t>an</w:t>
-      </w:r>
-      <w:proofErr w:type="gramEnd"/>
-      <w:r>
-        <w:t xml:space="preserve"> invoice should be uploaded to the file.  The application and amount of any mark-up to a </w:t>
-      </w:r>
-      <w:proofErr w:type="gramStart"/>
-      <w:r>
-        <w:t>tow</w:t>
-      </w:r>
-      <w:proofErr w:type="gramEnd"/>
-      <w:r>
-        <w:t xml:space="preserve"> bill should be determined by MD Supervisor based on specific territories or locations.</w:t>
+        <w:t>All towing and storage bills should NOT be included in the body of your estimate. an invoice should be uploaded to the file.  The application and amount of any mark-up to a tow bill should be determined by MD Supervisor based on specific territories or locations.</w:t>
       </w:r>
     </w:p>
     <w:p>
@@ -1187,7 +1081,7 @@
     <w:p>
       <w:r>
         <w:pict w14:anchorId="2D471E3F">
-          <v:rect id="_x0000_i1110" style="width:0;height:0" o:hrstd="t" o:hr="t" fillcolor="#a0a0a0" stroked="f"/>
+          <v:rect id="_x0000_i1032" style="width:0;height:0" o:hrstd="t" o:hr="t" fillcolor="#a0a0a0" stroked="f"/>
         </w:pict>
       </w:r>
     </w:p>
@@ -1199,15 +1093,7 @@
         </w:numPr>
       </w:pPr>
       <w:r>
-        <w:t xml:space="preserve">Repair facility information (including Email address and Fax Numbers) and the shop Tax ID number must be </w:t>
-      </w:r>
-      <w:proofErr w:type="gramStart"/>
-      <w:r>
-        <w:t>populated</w:t>
-      </w:r>
-      <w:proofErr w:type="gramEnd"/>
-      <w:r>
-        <w:t xml:space="preserve"> on all supplements. (The TIN must be listed under the license number in CCC)</w:t>
+        <w:t>Repair facility information (including Email address and Fax Numbers) and the shop Tax ID number must be populated on all supplements. (The TIN must be listed under the license number in CCC)</w:t>
       </w:r>
     </w:p>
     <w:p>
@@ -1239,7 +1125,7 @@
     <w:p>
       <w:r>
         <w:pict w14:anchorId="1C601BE6">
-          <v:rect id="_x0000_i1111" style="width:0;height:0" o:hrstd="t" o:hr="t" fillcolor="#a0a0a0" stroked="f"/>
+          <v:rect id="_x0000_i1033" style="width:0;height:0" o:hrstd="t" o:hr="t" fillcolor="#a0a0a0" stroked="f"/>
         </w:pict>
       </w:r>
     </w:p>
@@ -1272,7 +1158,7 @@
     <w:p>
       <w:r>
         <w:pict w14:anchorId="2E1B0532">
-          <v:rect id="_x0000_i1112" style="width:0;height:0" o:hrstd="t" o:hr="t" fillcolor="#a0a0a0" stroked="f"/>
+          <v:rect id="_x0000_i1034" style="width:0;height:0" o:hrstd="t" o:hr="t" fillcolor="#a0a0a0" stroked="f"/>
         </w:pict>
       </w:r>
     </w:p>
@@ -1322,23 +1208,7 @@
         </w:numPr>
       </w:pPr>
       <w:r>
-        <w:t xml:space="preserve">Comment </w:t>
-      </w:r>
-      <w:proofErr w:type="gramStart"/>
-      <w:r>
-        <w:t>in</w:t>
-      </w:r>
-      <w:proofErr w:type="gramEnd"/>
-      <w:r>
-        <w:t xml:space="preserve"> your Appraisal </w:t>
-      </w:r>
-      <w:proofErr w:type="gramStart"/>
-      <w:r>
-        <w:t>Report</w:t>
-      </w:r>
-      <w:proofErr w:type="gramEnd"/>
-      <w:r>
-        <w:t xml:space="preserve"> the "Approximate Market Value" of the unit. </w:t>
+        <w:t>Comment in your Appraisal Report the "Approximate Market Value" of the unit. </w:t>
       </w:r>
     </w:p>
     <w:p>
@@ -1359,7 +1229,7 @@
     <w:p>
       <w:r>
         <w:pict w14:anchorId="5DA3234F">
-          <v:rect id="_x0000_i1113" style="width:0;height:0" o:hrstd="t" o:hr="t" fillcolor="#a0a0a0" stroked="f"/>
+          <v:rect id="_x0000_i1035" style="width:0;height:0" o:hrstd="t" o:hr="t" fillcolor="#a0a0a0" stroked="f"/>
         </w:pict>
       </w:r>
     </w:p>
@@ -1403,7 +1273,7 @@
     <w:p>
       <w:r>
         <w:pict w14:anchorId="568E66DD">
-          <v:rect id="_x0000_i1114" style="width:0;height:0" o:hrstd="t" o:hr="t" fillcolor="#a0a0a0" stroked="f"/>
+          <v:rect id="_x0000_i1036" style="width:0;height:0" o:hrstd="t" o:hr="t" fillcolor="#a0a0a0" stroked="f"/>
         </w:pict>
       </w:r>
     </w:p>
@@ -1439,15 +1309,7 @@
     </w:p>
     <w:p>
       <w:r>
-        <w:t xml:space="preserve">·         Frame printouts should be obtained or </w:t>
-      </w:r>
-      <w:proofErr w:type="gramStart"/>
-      <w:r>
-        <w:t>documented</w:t>
-      </w:r>
-      <w:proofErr w:type="gramEnd"/>
-      <w:r>
-        <w:t xml:space="preserve"> why not.</w:t>
+        <w:t>·         Frame printouts should be obtained or documented why not.</w:t>
       </w:r>
     </w:p>
     <w:p>
@@ -1458,23 +1320,7 @@
     <w:p>
       <w:r>
         <w:lastRenderedPageBreak/>
-        <w:t xml:space="preserve">·         Unrelated prior damage estimates should be included </w:t>
-      </w:r>
-      <w:proofErr w:type="gramStart"/>
-      <w:r>
-        <w:t>on</w:t>
-      </w:r>
-      <w:proofErr w:type="gramEnd"/>
-      <w:r>
-        <w:t xml:space="preserve"> every appraisal package.  (Unless </w:t>
-      </w:r>
-      <w:proofErr w:type="gramStart"/>
-      <w:r>
-        <w:t>none</w:t>
-      </w:r>
-      <w:proofErr w:type="gramEnd"/>
-      <w:r>
-        <w:t xml:space="preserve"> present)</w:t>
+        <w:t>·         Unrelated prior damage estimates should be included on every appraisal package.  (Unless none present)</w:t>
       </w:r>
     </w:p>
     <w:p>
@@ -1489,23 +1335,7 @@
     </w:p>
     <w:p>
       <w:r>
-        <w:t xml:space="preserve">·         For theft recovery or vandalism claims: If the vehicle owner cannot be at the vehicle during the inspection, the appraiser will need to call the owner and verbally go over the </w:t>
-      </w:r>
-      <w:proofErr w:type="gramStart"/>
-      <w:r>
-        <w:t>damages</w:t>
-      </w:r>
-      <w:proofErr w:type="gramEnd"/>
-      <w:r>
-        <w:t xml:space="preserve"> noted and establish the non-loss related damages. If you cannot reach the </w:t>
-      </w:r>
-      <w:proofErr w:type="gramStart"/>
-      <w:r>
-        <w:t>owner</w:t>
-      </w:r>
-      <w:proofErr w:type="gramEnd"/>
-      <w:r>
-        <w:t xml:space="preserve"> the same must be documented.</w:t>
+        <w:t>·         For theft recovery or vandalism claims: If the vehicle owner cannot be at the vehicle during the inspection, the appraiser will need to call the owner and verbally go over the damages noted and establish the non-loss related damages. If you cannot reach the owner the same must be documented.</w:t>
       </w:r>
     </w:p>
     <w:tbl>
@@ -3587,15 +3417,7 @@
           </w:tcPr>
           <w:p>
             <w:r>
-              <w:t xml:space="preserve">Clean &amp; re-tape </w:t>
-            </w:r>
-            <w:proofErr w:type="spellStart"/>
-            <w:r>
-              <w:t>mldg</w:t>
-            </w:r>
-            <w:proofErr w:type="spellEnd"/>
-            <w:r>
-              <w:t>(s)</w:t>
+              <w:t>Clean &amp; re-tape mldg(s)</w:t>
             </w:r>
           </w:p>
         </w:tc>
@@ -3812,13 +3634,8 @@
             <w:hideMark/>
           </w:tcPr>
           <w:p>
-            <w:proofErr w:type="spellStart"/>
-            <w:r>
-              <w:t>Denib</w:t>
-            </w:r>
-            <w:proofErr w:type="spellEnd"/>
-            <w:r>
-              <w:t xml:space="preserve"> &amp; polish</w:t>
+            <w:r>
+              <w:t>Denib &amp; polish</w:t>
             </w:r>
           </w:p>
         </w:tc>
@@ -5926,13 +5743,8 @@
             <w:hideMark/>
           </w:tcPr>
           <w:p>
-            <w:proofErr w:type="gramStart"/>
-            <w:r>
-              <w:t>Four wheel</w:t>
-            </w:r>
-            <w:proofErr w:type="gramEnd"/>
-            <w:r>
-              <w:t xml:space="preserve"> alignment</w:t>
+            <w:r>
+              <w:t>Four wheel alignment</w:t>
             </w:r>
           </w:p>
         </w:tc>
@@ -11072,13 +10884,8 @@
             <w:hideMark/>
           </w:tcPr>
           <w:p>
-            <w:proofErr w:type="spellStart"/>
-            <w:r>
-              <w:t>Self leveling</w:t>
-            </w:r>
-            <w:proofErr w:type="spellEnd"/>
-            <w:r>
-              <w:t xml:space="preserve"> seam sealer</w:t>
+            <w:r>
+              <w:t>Self leveling seam sealer</w:t>
             </w:r>
           </w:p>
         </w:tc>
@@ -21203,13 +21010,8 @@
           </w:tcPr>
           <w:p>
             <w:r>
-              <w:t xml:space="preserve">3rd Party </w:t>
-            </w:r>
-            <w:proofErr w:type="gramStart"/>
-            <w:r>
-              <w:t>PRE  Scan</w:t>
-            </w:r>
-            <w:proofErr w:type="gramEnd"/>
+              <w:t>3rd Party PRE  Scan</w:t>
+            </w:r>
           </w:p>
         </w:tc>
         <w:tc>
@@ -21426,13 +21228,8 @@
           </w:tcPr>
           <w:p>
             <w:r>
-              <w:t xml:space="preserve">3rd Party </w:t>
-            </w:r>
-            <w:proofErr w:type="gramStart"/>
-            <w:r>
-              <w:t>POST  Scan</w:t>
-            </w:r>
-            <w:proofErr w:type="gramEnd"/>
+              <w:t>3rd Party POST  Scan</w:t>
+            </w:r>
           </w:p>
         </w:tc>
         <w:tc>
@@ -21980,7 +21777,7 @@
     <w:p>
       <w:r>
         <w:pict w14:anchorId="300D0BF8">
-          <v:rect id="_x0000_i1115" style="width:0;height:0" o:hrstd="t" o:hr="t" fillcolor="#a0a0a0" stroked="f"/>
+          <v:rect id="_x0000_i1037" style="width:0;height:0" o:hrstd="t" o:hr="t" fillcolor="#a0a0a0" stroked="f"/>
         </w:pict>
       </w:r>
     </w:p>
@@ -21990,23 +21787,7 @@
           <w:b/>
           <w:bCs/>
         </w:rPr>
-        <w:t>For MD related questions Only - (</w:t>
-      </w:r>
-      <w:proofErr w:type="spellStart"/>
-      <w:r>
-        <w:rPr>
-          <w:b/>
-          <w:bCs/>
-        </w:rPr>
-        <w:t>ie</w:t>
-      </w:r>
-      <w:proofErr w:type="spellEnd"/>
-      <w:r>
-        <w:rPr>
-          <w:b/>
-          <w:bCs/>
-        </w:rPr>
-        <w:t>. rates, repairs)</w:t>
+        <w:t>For MD related questions Only - (ie. rates, repairs)</w:t>
       </w:r>
     </w:p>
     <w:p>
@@ -25097,6 +24878,7 @@
   <w:style w:type="character" w:default="1" w:styleId="DefaultParagraphFont">
     <w:name w:val="Default Paragraph Font"/>
     <w:uiPriority w:val="1"/>
+    <w:semiHidden/>
     <w:unhideWhenUsed/>
   </w:style>
   <w:style w:type="table" w:default="1" w:styleId="TableNormal">

--- a/client_rules/Kemper.docx
+++ b/client_rules/Kemper.docx
@@ -79,7 +79,15 @@
         </w:numPr>
       </w:pPr>
       <w:r>
-        <w:t>LKQ/Recon/AM are to be used day 1 and up.  Always consider repair before replace.</w:t>
+        <w:t xml:space="preserve">LKQ/Recon/AM are to be used day 1 and up.  Always consider repair before </w:t>
+      </w:r>
+      <w:proofErr w:type="gramStart"/>
+      <w:r>
+        <w:t>replace</w:t>
+      </w:r>
+      <w:proofErr w:type="gramEnd"/>
+      <w:r>
+        <w:t>.</w:t>
       </w:r>
     </w:p>
     <w:p>
@@ -166,7 +174,15 @@
         </w:numPr>
       </w:pPr>
       <w:r>
-        <w:t>List all admin info for yard or shop including email address and tax id # on all estimates/supplements.  California losses: The Appraiser will need to verify the shop of choice has a valid BAR number. This includes repairable vehicles and total losses with regards to advance fees.</w:t>
+        <w:t xml:space="preserve">List all admin info for yard or shop including email address and tax id # on all estimates/supplements.  California losses: The Appraiser will need to verify the shop of choice has a valid BAR number. This includes repairable vehicles and total losses with </w:t>
+      </w:r>
+      <w:proofErr w:type="gramStart"/>
+      <w:r>
+        <w:t>regards</w:t>
+      </w:r>
+      <w:proofErr w:type="gramEnd"/>
+      <w:r>
+        <w:t xml:space="preserve"> to advance fees.</w:t>
       </w:r>
     </w:p>
     <w:p>
@@ -177,7 +193,15 @@
         </w:numPr>
       </w:pPr>
       <w:r>
-        <w:t>Aftermarket Parts are to be used day 1 and up. Always consider repair before replace.</w:t>
+        <w:t xml:space="preserve">Aftermarket Parts are to be used day 1 and up. Always consider repair before </w:t>
+      </w:r>
+      <w:proofErr w:type="gramStart"/>
+      <w:r>
+        <w:t>replace</w:t>
+      </w:r>
+      <w:proofErr w:type="gramEnd"/>
+      <w:r>
+        <w:t>.</w:t>
       </w:r>
     </w:p>
     <w:p>
@@ -309,7 +333,15 @@
         </w:numPr>
       </w:pPr>
       <w:r>
-        <w:t>At least 4 photos of the damage area</w:t>
+        <w:t xml:space="preserve">At least 4 photos of the </w:t>
+      </w:r>
+      <w:proofErr w:type="gramStart"/>
+      <w:r>
+        <w:t>damage</w:t>
+      </w:r>
+      <w:proofErr w:type="gramEnd"/>
+      <w:r>
+        <w:t xml:space="preserve"> area</w:t>
       </w:r>
     </w:p>
     <w:p>
@@ -466,7 +498,15 @@
         </w:numPr>
       </w:pPr>
       <w:r>
-        <w:t>Carpet condition (front and rear - be sure to lift up floor mats)</w:t>
+        <w:t xml:space="preserve">Carpet condition (front and rear - be sure to </w:t>
+      </w:r>
+      <w:proofErr w:type="gramStart"/>
+      <w:r>
+        <w:t>lift up</w:t>
+      </w:r>
+      <w:proofErr w:type="gramEnd"/>
+      <w:r>
+        <w:t xml:space="preserve"> floor mats)</w:t>
       </w:r>
     </w:p>
     <w:p>
@@ -554,7 +594,15 @@
         </w:numPr>
       </w:pPr>
       <w:r>
-        <w:t>Any other needed photos to depict damage, UPD or conditioning</w:t>
+        <w:t xml:space="preserve">Any other </w:t>
+      </w:r>
+      <w:proofErr w:type="gramStart"/>
+      <w:r>
+        <w:t>needed photos</w:t>
+      </w:r>
+      <w:proofErr w:type="gramEnd"/>
+      <w:r>
+        <w:t xml:space="preserve"> to depict damage, UPD or conditioning</w:t>
       </w:r>
     </w:p>
     <w:p>
@@ -759,7 +807,15 @@
         </w:numPr>
       </w:pPr>
       <w:r>
-        <w:t>Consider Vehicles total loss at 65% NADA Clean Retail Value, document the NADA value in your report.</w:t>
+        <w:t xml:space="preserve">Consider </w:t>
+      </w:r>
+      <w:proofErr w:type="gramStart"/>
+      <w:r>
+        <w:t>Vehicles</w:t>
+      </w:r>
+      <w:proofErr w:type="gramEnd"/>
+      <w:r>
+        <w:t xml:space="preserve"> total loss at 65% NADA Clean Retail Value, document the NADA value in your report.</w:t>
       </w:r>
     </w:p>
     <w:p>
@@ -770,7 +826,15 @@
         </w:numPr>
       </w:pPr>
       <w:r>
-        <w:t>Anytime an estimate/supplement hits 65% of the NADA retail value, and the appraiser is recommending a repair on the vehicle, the appraiser must contact the appropriate escalation supervisor to discuss the potential open items in order to avoid repairing a total loss</w:t>
+        <w:t xml:space="preserve">Anytime an estimate/supplement hits 65% of the NADA retail value, and the appraiser is recommending a repair on the vehicle, the appraiser must contact the appropriate escalation supervisor to discuss the potential open items </w:t>
+      </w:r>
+      <w:proofErr w:type="gramStart"/>
+      <w:r>
+        <w:t>in order to</w:t>
+      </w:r>
+      <w:proofErr w:type="gramEnd"/>
+      <w:r>
+        <w:t xml:space="preserve"> avoid repairing a total loss</w:t>
       </w:r>
     </w:p>
     <w:p>
@@ -781,7 +845,23 @@
         </w:numPr>
       </w:pPr>
       <w:r>
-        <w:t>Any tear down has to be preapproved by a Kemper supervisor, please document the diary in the event that the answer is delayed. </w:t>
+        <w:t xml:space="preserve">Any tear down </w:t>
+      </w:r>
+      <w:proofErr w:type="gramStart"/>
+      <w:r>
+        <w:t>has to</w:t>
+      </w:r>
+      <w:proofErr w:type="gramEnd"/>
+      <w:r>
+        <w:t xml:space="preserve"> be preapproved by a Kemper supervisor, please document the diary </w:t>
+      </w:r>
+      <w:proofErr w:type="gramStart"/>
+      <w:r>
+        <w:t>in the event that</w:t>
+      </w:r>
+      <w:proofErr w:type="gramEnd"/>
+      <w:r>
+        <w:t xml:space="preserve"> the answer is delayed. </w:t>
       </w:r>
     </w:p>
     <w:p>
@@ -900,7 +980,15 @@
         </w:numPr>
       </w:pPr>
       <w:r>
-        <w:t>Write a one line ACV Estimate when water has entered the passenger compartment.</w:t>
+        <w:t xml:space="preserve">Write a </w:t>
+      </w:r>
+      <w:proofErr w:type="gramStart"/>
+      <w:r>
+        <w:t>one line</w:t>
+      </w:r>
+      <w:proofErr w:type="gramEnd"/>
+      <w:r>
+        <w:t xml:space="preserve"> ACV Estimate when water has entered the passenger compartment.</w:t>
       </w:r>
     </w:p>
     <w:p>
@@ -949,7 +1037,15 @@
         </w:numPr>
       </w:pPr>
       <w:r>
-        <w:t>Images must depict the water level and severity of the flood damages.</w:t>
+        <w:t xml:space="preserve">Images must depict the water level and severity of the flood </w:t>
+      </w:r>
+      <w:proofErr w:type="gramStart"/>
+      <w:r>
+        <w:t>damages</w:t>
+      </w:r>
+      <w:proofErr w:type="gramEnd"/>
+      <w:r>
+        <w:t>.</w:t>
       </w:r>
     </w:p>
     <w:p>
@@ -982,7 +1078,15 @@
         </w:numPr>
       </w:pPr>
       <w:r>
-        <w:t>Did the vehicle traverse through water or parked caught in floodwaters?</w:t>
+        <w:t xml:space="preserve">Did the vehicle traverse through water or parked caught in </w:t>
+      </w:r>
+      <w:proofErr w:type="gramStart"/>
+      <w:r>
+        <w:t>floodwaters</w:t>
+      </w:r>
+      <w:proofErr w:type="gramEnd"/>
+      <w:r>
+        <w:t>?</w:t>
       </w:r>
     </w:p>
     <w:p>
@@ -1060,7 +1164,23 @@
         </w:numPr>
       </w:pPr>
       <w:r>
-        <w:t>All towing and storage bills should NOT be included in the body of your estimate. an invoice should be uploaded to the file.  The application and amount of any mark-up to a tow bill should be determined by MD Supervisor based on specific territories or locations.</w:t>
+        <w:t>All towing and storage bills should NOT be included in the body of your estimate. </w:t>
+      </w:r>
+      <w:proofErr w:type="gramStart"/>
+      <w:r>
+        <w:t>an</w:t>
+      </w:r>
+      <w:proofErr w:type="gramEnd"/>
+      <w:r>
+        <w:t xml:space="preserve"> invoice should be uploaded to the file.  The application and amount of any mark-up to a </w:t>
+      </w:r>
+      <w:proofErr w:type="gramStart"/>
+      <w:r>
+        <w:t>tow</w:t>
+      </w:r>
+      <w:proofErr w:type="gramEnd"/>
+      <w:r>
+        <w:t xml:space="preserve"> bill should be determined by MD Supervisor based on specific territories or locations.</w:t>
       </w:r>
     </w:p>
     <w:p>
@@ -1093,7 +1213,15 @@
         </w:numPr>
       </w:pPr>
       <w:r>
-        <w:t>Repair facility information (including Email address and Fax Numbers) and the shop Tax ID number must be populated on all supplements. (The TIN must be listed under the license number in CCC)</w:t>
+        <w:t xml:space="preserve">Repair facility information (including Email address and Fax Numbers) and the shop Tax ID number must be </w:t>
+      </w:r>
+      <w:proofErr w:type="gramStart"/>
+      <w:r>
+        <w:t>populated</w:t>
+      </w:r>
+      <w:proofErr w:type="gramEnd"/>
+      <w:r>
+        <w:t xml:space="preserve"> on all supplements. (The TIN must be listed under the license number in CCC)</w:t>
       </w:r>
     </w:p>
     <w:p>
@@ -1186,7 +1314,7 @@
       </w:pPr>
       <w:r>
         <w:lastRenderedPageBreak/>
-        <w:t>Complete the Core appraisal report in its entirety and provide specific detailed inspection notes.</w:t>
+        <w:t>Complete the appraisal report in its entirety and provide specific detailed inspection notes.</w:t>
       </w:r>
     </w:p>
     <w:p>
@@ -1208,7 +1336,23 @@
         </w:numPr>
       </w:pPr>
       <w:r>
-        <w:t>Comment in your Appraisal Report the "Approximate Market Value" of the unit. </w:t>
+        <w:t xml:space="preserve">Comment </w:t>
+      </w:r>
+      <w:proofErr w:type="gramStart"/>
+      <w:r>
+        <w:t>in</w:t>
+      </w:r>
+      <w:proofErr w:type="gramEnd"/>
+      <w:r>
+        <w:t xml:space="preserve"> your Appraisal </w:t>
+      </w:r>
+      <w:proofErr w:type="gramStart"/>
+      <w:r>
+        <w:t>Report</w:t>
+      </w:r>
+      <w:proofErr w:type="gramEnd"/>
+      <w:r>
+        <w:t xml:space="preserve"> the "Approximate Market Value" of the unit. </w:t>
       </w:r>
     </w:p>
     <w:p>
@@ -1320,7 +1464,23 @@
     <w:p>
       <w:r>
         <w:lastRenderedPageBreak/>
-        <w:t>·         Unrelated prior damage estimates should be included on every appraisal package.  (Unless none present)</w:t>
+        <w:t xml:space="preserve">·         Unrelated prior damage estimates should be included </w:t>
+      </w:r>
+      <w:proofErr w:type="gramStart"/>
+      <w:r>
+        <w:t>on</w:t>
+      </w:r>
+      <w:proofErr w:type="gramEnd"/>
+      <w:r>
+        <w:t xml:space="preserve"> every appraisal package.  (Unless </w:t>
+      </w:r>
+      <w:proofErr w:type="gramStart"/>
+      <w:r>
+        <w:t>none</w:t>
+      </w:r>
+      <w:proofErr w:type="gramEnd"/>
+      <w:r>
+        <w:t xml:space="preserve"> present)</w:t>
       </w:r>
     </w:p>
     <w:p>
@@ -1335,7 +1495,23 @@
     </w:p>
     <w:p>
       <w:r>
-        <w:t>·         For theft recovery or vandalism claims: If the vehicle owner cannot be at the vehicle during the inspection, the appraiser will need to call the owner and verbally go over the damages noted and establish the non-loss related damages. If you cannot reach the owner the same must be documented.</w:t>
+        <w:t xml:space="preserve">·         For theft recovery or vandalism claims: If the vehicle owner cannot be at the vehicle during the inspection, the appraiser will need to call the owner and verbally go over the </w:t>
+      </w:r>
+      <w:proofErr w:type="gramStart"/>
+      <w:r>
+        <w:t>damages</w:t>
+      </w:r>
+      <w:proofErr w:type="gramEnd"/>
+      <w:r>
+        <w:t xml:space="preserve"> noted and establish the non-loss related damages. If you cannot reach the </w:t>
+      </w:r>
+      <w:proofErr w:type="gramStart"/>
+      <w:r>
+        <w:t>owner</w:t>
+      </w:r>
+      <w:proofErr w:type="gramEnd"/>
+      <w:r>
+        <w:t xml:space="preserve"> the same must be documented.</w:t>
       </w:r>
     </w:p>
     <w:tbl>
@@ -3417,7 +3593,15 @@
           </w:tcPr>
           <w:p>
             <w:r>
-              <w:t>Clean &amp; re-tape mldg(s)</w:t>
+              <w:t xml:space="preserve">Clean &amp; re-tape </w:t>
+            </w:r>
+            <w:proofErr w:type="spellStart"/>
+            <w:r>
+              <w:t>mldg</w:t>
+            </w:r>
+            <w:proofErr w:type="spellEnd"/>
+            <w:r>
+              <w:t>(s)</w:t>
             </w:r>
           </w:p>
         </w:tc>
@@ -3634,8 +3818,13 @@
             <w:hideMark/>
           </w:tcPr>
           <w:p>
-            <w:r>
-              <w:t>Denib &amp; polish</w:t>
+            <w:proofErr w:type="spellStart"/>
+            <w:r>
+              <w:t>Denib</w:t>
+            </w:r>
+            <w:proofErr w:type="spellEnd"/>
+            <w:r>
+              <w:t xml:space="preserve"> &amp; polish</w:t>
             </w:r>
           </w:p>
         </w:tc>
@@ -5743,8 +5932,13 @@
             <w:hideMark/>
           </w:tcPr>
           <w:p>
-            <w:r>
-              <w:t>Four wheel alignment</w:t>
+            <w:proofErr w:type="gramStart"/>
+            <w:r>
+              <w:t>Four wheel</w:t>
+            </w:r>
+            <w:proofErr w:type="gramEnd"/>
+            <w:r>
+              <w:t xml:space="preserve"> alignment</w:t>
             </w:r>
           </w:p>
         </w:tc>
@@ -10884,8 +11078,13 @@
             <w:hideMark/>
           </w:tcPr>
           <w:p>
-            <w:r>
-              <w:t>Self leveling seam sealer</w:t>
+            <w:proofErr w:type="spellStart"/>
+            <w:r>
+              <w:t>Self leveling</w:t>
+            </w:r>
+            <w:proofErr w:type="spellEnd"/>
+            <w:r>
+              <w:t xml:space="preserve"> seam sealer</w:t>
             </w:r>
           </w:p>
         </w:tc>
@@ -21010,8 +21209,13 @@
           </w:tcPr>
           <w:p>
             <w:r>
-              <w:t>3rd Party PRE  Scan</w:t>
-            </w:r>
+              <w:t xml:space="preserve">3rd Party </w:t>
+            </w:r>
+            <w:proofErr w:type="gramStart"/>
+            <w:r>
+              <w:t>PRE  Scan</w:t>
+            </w:r>
+            <w:proofErr w:type="gramEnd"/>
           </w:p>
         </w:tc>
         <w:tc>
@@ -21228,8 +21432,13 @@
           </w:tcPr>
           <w:p>
             <w:r>
-              <w:t>3rd Party POST  Scan</w:t>
-            </w:r>
+              <w:t xml:space="preserve">3rd Party </w:t>
+            </w:r>
+            <w:proofErr w:type="gramStart"/>
+            <w:r>
+              <w:t>POST  Scan</w:t>
+            </w:r>
+            <w:proofErr w:type="gramEnd"/>
           </w:p>
         </w:tc>
         <w:tc>
@@ -21787,7 +21996,23 @@
           <w:b/>
           <w:bCs/>
         </w:rPr>
-        <w:t>For MD related questions Only - (ie. rates, repairs)</w:t>
+        <w:t>For MD related questions Only - (</w:t>
+      </w:r>
+      <w:proofErr w:type="spellStart"/>
+      <w:r>
+        <w:rPr>
+          <w:b/>
+          <w:bCs/>
+        </w:rPr>
+        <w:t>ie</w:t>
+      </w:r>
+      <w:proofErr w:type="spellEnd"/>
+      <w:r>
+        <w:rPr>
+          <w:b/>
+          <w:bCs/>
+        </w:rPr>
+        <w:t>. rates, repairs)</w:t>
       </w:r>
     </w:p>
     <w:p>
